--- a/mps-nivel-c/oficial/04_registros/AASP_Automacao-Governanca/GDE-AASPGOV01-001_Registro-de-Analise-de-Decisao.docx
+++ b/mps-nivel-c/oficial/04_registros/AASP_Automacao-Governanca/GDE-AASPGOV01-001_Registro-de-Analise-de-Decisao.docx
@@ -3948,7 +3948,7 @@
                 <w:i w:val="0"/>
                 <w:sz w:val="20"/>
               </w:rPr>
-              <w:t>15/06/2026</w:t>
+              <w:t>16/06/2026</w:t>
             </w:r>
           </w:p>
         </w:tc>
@@ -3998,7 +3998,7 @@
                 <w:i w:val="0"/>
                 <w:sz w:val="20"/>
               </w:rPr>
-              <w:t>Correção de consistência: data do RAD de D04 alinhada a 06/05/2026 (coerente com o RAC); padronização do nome.</w:t>
+              <w:t>Reconciliação: nome padronizado (AASP_Automacao-Governanca); sobrenomes (Henry Komatsu, Felipe Siqueira, Jonathan Alves); data do RAD de D04 alinhada a 06/05/2026 (RAC).</w:t>
             </w:r>
           </w:p>
         </w:tc>
